--- a/String Mathematics/Syllabus-Learning/module-6/String-Mathematics-Module-6-Digit-Sets.docx
+++ b/String Mathematics/Syllabus-Learning/module-6/String-Mathematics-Module-6-Digit-Sets.docx
@@ -175,7 +175,7 @@
         <w:t xml:space="preserve"> </w:t>
       </w:r>
       <w:r>
-        <w:t xml:space="preserve">1</w:t>
+        <w:t xml:space="preserve">2</w:t>
       </w:r>
     </w:p>
     <w:sdt>
@@ -231,7 +231,7 @@
           <w:bCs/>
           <w:b/>
         </w:rPr>
-        <w:t xml:space="preserve">Version 1.</w:t>
+        <w:t xml:space="preserve">Version 2.</w:t>
       </w:r>
       <w:r>
         <w:t xml:space="preserve"> </w:t>
@@ -1414,16 +1414,13 @@
         <w:t xml:space="preserve"> </w:t>
       </w:r>
       <w:r>
-        <w:t xml:space="preserve">position holding a nonzero digit. That digit contributes at least</w:t>
-      </w:r>
-      <w:r>
-        <w:t xml:space="preserve"> </w:t>
-      </w:r>
-      <w:r>
-        <w:rPr>
-          <w:rStyle w:val="VerbatimChar"/>
-        </w:rPr>
-        <w:t xml:space="preserve">r^p^</w:t>
+        <w:t xml:space="preserve">position holding a nonzero digit. That digit contributes at least r</w:t>
+      </w:r>
+      <w:r>
+        <w:rPr>
+          <w:vertAlign w:val="superscript"/>
+        </w:rPr>
+        <w:t xml:space="preserve">p</w:t>
       </w:r>
       <w:r>
         <w:t xml:space="preserve"> </w:t>
@@ -1460,19 +1457,19 @@
         <w:t xml:space="preserve">a ≤ r − 1</w:t>
       </w:r>
       <w:r>
-        <w:t xml:space="preserve">, that whole tail is at most</w:t>
-      </w:r>
-      <w:r>
-        <w:t xml:space="preserve"> </w:t>
-      </w:r>
-      <w:r>
-        <w:rPr>
-          <w:rStyle w:val="VerbatimChar"/>
-        </w:rPr>
-        <w:t xml:space="preserve">r^p^ − 1</w:t>
-      </w:r>
-      <w:r>
-        <w:t xml:space="preserve">.</w:t>
+        <w:t xml:space="preserve">, that whole tail is at most r</w:t>
+      </w:r>
+      <w:r>
+        <w:rPr>
+          <w:vertAlign w:val="superscript"/>
+        </w:rPr>
+        <w:t xml:space="preserve">p</w:t>
+      </w:r>
+      <w:r>
+        <w:t xml:space="preserve"> </w:t>
+      </w:r>
+      <w:r>
+        <w:t xml:space="preserve">− 1.</w:t>
       </w:r>
     </w:p>
     <w:p>
@@ -5003,16 +5000,13 @@
         <w:t xml:space="preserve"> </w:t>
       </w:r>
       <w:r>
-        <w:t xml:space="preserve">levels a position may need to hold values of order</w:t>
-      </w:r>
-      <w:r>
-        <w:t xml:space="preserve"> </w:t>
-      </w:r>
-      <w:r>
-        <w:rPr>
-          <w:rStyle w:val="VerbatimChar"/>
-        </w:rPr>
-        <w:t xml:space="preserve">2^k^</w:t>
+        <w:t xml:space="preserve">levels a position may need to hold values of order 2</w:t>
+      </w:r>
+      <w:r>
+        <w:rPr>
+          <w:vertAlign w:val="superscript"/>
+        </w:rPr>
+        <w:t xml:space="preserve">k</w:t>
       </w:r>
       <w:r>
         <w:t xml:space="preserve"> </w:t>
@@ -6106,6 +6100,78 @@
         <w:t xml:space="preserve">, restated so they do not drift: composite tunings where a ratio repeats (Module 3 §10), and whether more than one error can be corrected rather than merely located (Module 3 §5.5, §6.3).</w:t>
       </w:r>
     </w:p>
+    <w:bookmarkEnd w:id="60"/>
+    <w:bookmarkStart w:id="61" w:name="revision-history"/>
+    <w:p>
+      <w:pPr>
+        <w:pStyle w:val="Heading1"/>
+      </w:pPr>
+      <w:r>
+        <w:t xml:space="preserve">Revision History</w:t>
+      </w:r>
+    </w:p>
+    <w:p>
+      <w:pPr>
+        <w:pStyle w:val="FirstParagraph"/>
+      </w:pPr>
+      <w:r>
+        <w:rPr>
+          <w:bCs/>
+          <w:b/>
+        </w:rPr>
+        <w:t xml:space="preserve">Version 2.</w:t>
+      </w:r>
+      <w:r>
+        <w:t xml:space="preserve"> </w:t>
+      </w:r>
+      <w:r>
+        <w:rPr>
+          <w:bCs/>
+          <w:b/>
+        </w:rPr>
+        <w:t xml:space="preserve">Notation rendering.</w:t>
+      </w:r>
+      <w:r>
+        <w:t xml:space="preserve"> </w:t>
+      </w:r>
+      <w:r>
+        <w:t xml:space="preserve">Notation written inside code spans was displaying as raw markup — a superscript marker appearing as a literal character instead of raising the symbol — and the escape before a vertical bar was visible as a backslash.</w:t>
+      </w:r>
+      <w:r>
+        <w:t xml:space="preserve"> </w:t>
+      </w:r>
+      <w:r>
+        <w:rPr>
+          <w:bCs/>
+          <w:b/>
+        </w:rPr>
+        <w:t xml:space="preserve">A code span suppresses exactly the formatting the notation needs.</w:t>
+      </w:r>
+      <w:r>
+        <w:t xml:space="preserve"> </w:t>
+      </w:r>
+      <w:r>
+        <w:t xml:space="preserve">All affected notation now renders as true superscripts and subscripts. Verified in the document’s own markup rather than in a text extraction, because a text extraction flattens a superscript and cannot tell a rendered one from a broken one.</w:t>
+      </w:r>
+    </w:p>
+    <w:p>
+      <w:pPr>
+        <w:pStyle w:val="BodyText"/>
+      </w:pPr>
+      <w:r>
+        <w:rPr>
+          <w:bCs/>
+          <w:b/>
+        </w:rPr>
+        <w:t xml:space="preserve">Version 1.</w:t>
+      </w:r>
+      <w:r>
+        <w:t xml:space="preserve"> </w:t>
+      </w:r>
+      <w:r>
+        <w:t xml:space="preserve">Initial issue.</w:t>
+      </w:r>
+    </w:p>
     <w:p>
       <w:r>
         <w:pict>
@@ -6122,10 +6188,10 @@
           <w:iCs/>
           <w:i/>
         </w:rPr>
-        <w:t xml:space="preserve">End of Module 6, Version 1.</w:t>
-      </w:r>
-    </w:p>
-    <w:bookmarkEnd w:id="60"/>
+        <w:t xml:space="preserve">End of Module 6, Version 2.</w:t>
+      </w:r>
+    </w:p>
+    <w:bookmarkEnd w:id="61"/>
     <w:sectPr/>
   </w:body>
 </w:document>
